--- a/eng/docx/008.content.docx
+++ b/eng/docx/008.content.docx
@@ -248,18 +248,12 @@
         </w:rPr>
         <w:t>, connecting both words (</w:t>
       </w:r>
-      <w:hyperlink r:id="rId13">
-        <w:r>
-          <w:rPr>
-            <w:lang w:val="en_US" w:bidi="en_US"/>
-          </w:rPr>
-          <w:rPr>
-            <w:color w:val="0000EE"/>
-            <w:u w:val="single"/>
-          </w:rPr>
-          <w:t>Dn 2:5</w:t>
-        </w:r>
-      </w:hyperlink>
+      <w:r>
+        <w:rPr>
+          <w:lang w:val="en_US" w:bidi="en_US"/>
+        </w:rPr>
+        <w:t>Dn 2:5</w:t>
+      </w:r>
       <w:r>
         <w:rPr>
           <w:lang w:val="en_US" w:bidi="en_US"/>
@@ -291,252 +285,168 @@
         </w:rPr>
         <w:t xml:space="preserve"> may connect them all (</w:t>
       </w:r>
-      <w:hyperlink r:id="rId14">
-        <w:r>
-          <w:rPr>
-            <w:lang w:val="en_US" w:bidi="en_US"/>
-          </w:rPr>
-          <w:rPr>
-            <w:color w:val="0000EE"/>
-            <w:u w:val="single"/>
-          </w:rPr>
-          <w:t>Dn 2:6</w:t>
-        </w:r>
-      </w:hyperlink>
+      <w:r>
+        <w:rPr>
+          <w:lang w:val="en_US" w:bidi="en_US"/>
+        </w:rPr>
+        <w:t>Dn 2:6</w:t>
+      </w:r>
       <w:r>
         <w:rPr>
           <w:lang w:val="en_US" w:bidi="en_US"/>
         </w:rPr>
         <w:t xml:space="preserve">, </w:t>
       </w:r>
-      <w:hyperlink r:id="rId15">
-        <w:r>
-          <w:rPr>
-            <w:lang w:val="en_US" w:bidi="en_US"/>
-          </w:rPr>
-          <w:rPr>
-            <w:color w:val="0000EE"/>
-            <w:u w:val="single"/>
-          </w:rPr>
-          <w:t>2:10</w:t>
-        </w:r>
-      </w:hyperlink>
+      <w:r>
+        <w:rPr>
+          <w:lang w:val="en_US" w:bidi="en_US"/>
+        </w:rPr>
+        <w:t>2:10</w:t>
+      </w:r>
       <w:r>
         <w:rPr>
           <w:lang w:val="en_US" w:bidi="en_US"/>
         </w:rPr>
         <w:t xml:space="preserve">, </w:t>
       </w:r>
-      <w:hyperlink r:id="rId16">
-        <w:r>
-          <w:rPr>
-            <w:lang w:val="en_US" w:bidi="en_US"/>
-          </w:rPr>
-          <w:rPr>
-            <w:color w:val="0000EE"/>
-            <w:u w:val="single"/>
-          </w:rPr>
-          <w:t>4:34</w:t>
-        </w:r>
-      </w:hyperlink>
+      <w:r>
+        <w:rPr>
+          <w:lang w:val="en_US" w:bidi="en_US"/>
+        </w:rPr>
+        <w:t>4:34</w:t>
+      </w:r>
       <w:r>
         <w:rPr>
           <w:lang w:val="en_US" w:bidi="en_US"/>
         </w:rPr>
         <w:t xml:space="preserve">, </w:t>
       </w:r>
-      <w:hyperlink r:id="rId17">
-        <w:r>
-          <w:rPr>
-            <w:lang w:val="en_US" w:bidi="en_US"/>
-          </w:rPr>
-          <w:rPr>
-            <w:color w:val="0000EE"/>
-            <w:u w:val="single"/>
-          </w:rPr>
-          <w:t>5:18</w:t>
-        </w:r>
-      </w:hyperlink>
+      <w:r>
+        <w:rPr>
+          <w:lang w:val="en_US" w:bidi="en_US"/>
+        </w:rPr>
+        <w:t>5:18</w:t>
+      </w:r>
       <w:r>
         <w:rPr>
           <w:lang w:val="en_US" w:bidi="en_US"/>
         </w:rPr>
         <w:t>), or only the two last (</w:t>
       </w:r>
-      <w:hyperlink r:id="rId18">
-        <w:r>
-          <w:rPr>
-            <w:lang w:val="en_US" w:bidi="en_US"/>
-          </w:rPr>
-          <w:rPr>
-            <w:color w:val="0000EE"/>
-            <w:u w:val="single"/>
-          </w:rPr>
-          <w:t>2:17</w:t>
-        </w:r>
-      </w:hyperlink>
+      <w:r>
+        <w:rPr>
+          <w:lang w:val="en_US" w:bidi="en_US"/>
+        </w:rPr>
+        <w:t>2:17</w:t>
+      </w:r>
       <w:r>
         <w:rPr>
           <w:lang w:val="en_US" w:bidi="en_US"/>
         </w:rPr>
         <w:t xml:space="preserve">, </w:t>
       </w:r>
-      <w:hyperlink r:id="rId19">
-        <w:r>
-          <w:rPr>
-            <w:lang w:val="en_US" w:bidi="en_US"/>
-          </w:rPr>
-          <w:rPr>
-            <w:color w:val="0000EE"/>
-            <w:u w:val="single"/>
-          </w:rPr>
-          <w:t>3:4</w:t>
-        </w:r>
-      </w:hyperlink>
+      <w:r>
+        <w:rPr>
+          <w:lang w:val="en_US" w:bidi="en_US"/>
+        </w:rPr>
+        <w:t>3:4</w:t>
+      </w:r>
       <w:r>
         <w:rPr>
           <w:lang w:val="en_US" w:bidi="en_US"/>
         </w:rPr>
         <w:t xml:space="preserve">, </w:t>
       </w:r>
-      <w:hyperlink r:id="rId20">
-        <w:r>
-          <w:rPr>
-            <w:lang w:val="en_US" w:bidi="en_US"/>
-          </w:rPr>
-          <w:rPr>
-            <w:color w:val="0000EE"/>
-            <w:u w:val="single"/>
-          </w:rPr>
-          <w:t>4:4</w:t>
-        </w:r>
-      </w:hyperlink>
+      <w:r>
+        <w:rPr>
+          <w:lang w:val="en_US" w:bidi="en_US"/>
+        </w:rPr>
+        <w:t>4:4</w:t>
+      </w:r>
       <w:r>
         <w:rPr>
           <w:lang w:val="en_US" w:bidi="en_US"/>
         </w:rPr>
         <w:t xml:space="preserve">, </w:t>
       </w:r>
-      <w:hyperlink r:id="rId21">
-        <w:r>
-          <w:rPr>
-            <w:lang w:val="en_US" w:bidi="en_US"/>
-          </w:rPr>
-          <w:rPr>
-            <w:color w:val="0000EE"/>
-            <w:u w:val="single"/>
-          </w:rPr>
-          <w:t>Ezr 6:9</w:t>
-        </w:r>
-      </w:hyperlink>
+      <w:r>
+        <w:rPr>
+          <w:lang w:val="en_US" w:bidi="en_US"/>
+        </w:rPr>
+        <w:t>Ezr 6:9</w:t>
+      </w:r>
       <w:r>
         <w:rPr>
           <w:lang w:val="en_US" w:bidi="en_US"/>
         </w:rPr>
         <w:t>), or the three last (</w:t>
       </w:r>
-      <w:hyperlink r:id="rId22">
-        <w:r>
-          <w:rPr>
-            <w:lang w:val="en_US" w:bidi="en_US"/>
-          </w:rPr>
-          <w:rPr>
-            <w:color w:val="0000EE"/>
-            <w:u w:val="single"/>
-          </w:rPr>
-          <w:t>Dn 2:37</w:t>
-        </w:r>
-      </w:hyperlink>
+      <w:r>
+        <w:rPr>
+          <w:lang w:val="en_US" w:bidi="en_US"/>
+        </w:rPr>
+        <w:t>Dn 2:37</w:t>
+      </w:r>
       <w:r>
         <w:rPr>
           <w:lang w:val="en_US" w:bidi="en_US"/>
         </w:rPr>
         <w:t xml:space="preserve"> </w:t>
       </w:r>
-      <w:hyperlink r:id="rId23">
-        <w:r>
-          <w:rPr>
-            <w:lang w:val="en_US" w:bidi="en_US"/>
-          </w:rPr>
-          <w:rPr>
-            <w:color w:val="0000EE"/>
-            <w:u w:val="single"/>
-          </w:rPr>
-          <w:t>3:21</w:t>
-        </w:r>
-      </w:hyperlink>
+      <w:r>
+        <w:rPr>
+          <w:lang w:val="en_US" w:bidi="en_US"/>
+        </w:rPr>
+        <w:t>3:21</w:t>
+      </w:r>
       <w:r>
         <w:rPr>
           <w:lang w:val="en_US" w:bidi="en_US"/>
         </w:rPr>
         <w:t>), or be omitted altogether (</w:t>
       </w:r>
-      <w:hyperlink r:id="rId24">
-        <w:r>
-          <w:rPr>
-            <w:lang w:val="en_US" w:bidi="en_US"/>
-          </w:rPr>
-          <w:rPr>
-            <w:color w:val="0000EE"/>
-            <w:u w:val="single"/>
-          </w:rPr>
-          <w:t>2:27</w:t>
-        </w:r>
-      </w:hyperlink>
+      <w:r>
+        <w:rPr>
+          <w:lang w:val="en_US" w:bidi="en_US"/>
+        </w:rPr>
+        <w:t>2:27</w:t>
+      </w:r>
       <w:r>
         <w:rPr>
           <w:lang w:val="en_US" w:bidi="en_US"/>
         </w:rPr>
         <w:t xml:space="preserve">, </w:t>
       </w:r>
-      <w:hyperlink r:id="rId25">
-        <w:r>
-          <w:rPr>
-            <w:lang w:val="en_US" w:bidi="en_US"/>
-          </w:rPr>
-          <w:rPr>
-            <w:color w:val="0000EE"/>
-            <w:u w:val="single"/>
-          </w:rPr>
-          <w:t>5:11</w:t>
-        </w:r>
-      </w:hyperlink>
+      <w:r>
+        <w:rPr>
+          <w:lang w:val="en_US" w:bidi="en_US"/>
+        </w:rPr>
+        <w:t>5:11</w:t>
+      </w:r>
       <w:r>
         <w:rPr>
           <w:lang w:val="en_US" w:bidi="en_US"/>
         </w:rPr>
         <w:t xml:space="preserve">, cf. </w:t>
       </w:r>
-      <w:hyperlink r:id="rId26">
-        <w:r>
-          <w:rPr>
-            <w:lang w:val="en_US" w:bidi="en_US"/>
-          </w:rPr>
-          <w:rPr>
-            <w:color w:val="0000EE"/>
-            <w:u w:val="single"/>
-          </w:rPr>
-          <w:t>3:2</w:t>
-        </w:r>
-      </w:hyperlink>
+      <w:r>
+        <w:rPr>
+          <w:lang w:val="en_US" w:bidi="en_US"/>
+        </w:rPr>
+        <w:t>3:2</w:t>
+      </w:r>
       <w:r>
         <w:rPr>
           <w:lang w:val="en_US" w:bidi="en_US"/>
         </w:rPr>
         <w:t xml:space="preserve">, </w:t>
       </w:r>
-      <w:hyperlink r:id="rId27">
-        <w:r>
-          <w:rPr>
-            <w:lang w:val="en_US" w:bidi="en_US"/>
-          </w:rPr>
-          <w:rPr>
-            <w:color w:val="0000EE"/>
-            <w:u w:val="single"/>
-          </w:rPr>
-          <w:t>Ezr 4:9</w:t>
-        </w:r>
-      </w:hyperlink>
+      <w:r>
+        <w:rPr>
+          <w:lang w:val="en_US" w:bidi="en_US"/>
+        </w:rPr>
+        <w:t>Ezr 4:9</w:t>
+      </w:r>
       <w:r>
         <w:rPr>
           <w:lang w:val="en_US" w:bidi="en_US"/>
@@ -567,72 +477,48 @@
         </w:rPr>
         <w:t xml:space="preserve">, as </w:t>
       </w:r>
-      <w:hyperlink r:id="rId28">
-        <w:r>
-          <w:rPr>
-            <w:lang w:val="en_US" w:bidi="en_US"/>
-          </w:rPr>
-          <w:rPr>
-            <w:color w:val="0000EE"/>
-            <w:u w:val="single"/>
-          </w:rPr>
-          <w:t>Dn 4:2</w:t>
-        </w:r>
-      </w:hyperlink>
+      <w:r>
+        <w:rPr>
+          <w:lang w:val="en_US" w:bidi="en_US"/>
+        </w:rPr>
+        <w:t>Dn 4:2</w:t>
+      </w:r>
       <w:r>
         <w:rPr>
           <w:lang w:val="en_US" w:bidi="en_US"/>
         </w:rPr>
         <w:t xml:space="preserve">, </w:t>
       </w:r>
-      <w:hyperlink r:id="rId29">
-        <w:r>
-          <w:rPr>
-            <w:lang w:val="en_US" w:bidi="en_US"/>
-          </w:rPr>
-          <w:rPr>
-            <w:color w:val="0000EE"/>
-            <w:u w:val="single"/>
-          </w:rPr>
-          <w:t>5:29</w:t>
-        </w:r>
-      </w:hyperlink>
+      <w:r>
+        <w:rPr>
+          <w:lang w:val="en_US" w:bidi="en_US"/>
+        </w:rPr>
+        <w:t>5:29</w:t>
+      </w:r>
       <w:r>
         <w:rPr>
           <w:lang w:val="en_US" w:bidi="en_US"/>
         </w:rPr>
         <w:t xml:space="preserve">, </w:t>
       </w:r>
-      <w:hyperlink r:id="rId30">
-        <w:r>
-          <w:rPr>
-            <w:lang w:val="en_US" w:bidi="en_US"/>
-          </w:rPr>
-          <w:rPr>
-            <w:color w:val="0000EE"/>
-            <w:u w:val="single"/>
-          </w:rPr>
-          <w:t>6:17</w:t>
-        </w:r>
-      </w:hyperlink>
+      <w:r>
+        <w:rPr>
+          <w:lang w:val="en_US" w:bidi="en_US"/>
+        </w:rPr>
+        <w:t>6:17</w:t>
+      </w:r>
       <w:r>
         <w:rPr>
           <w:lang w:val="en_US" w:bidi="en_US"/>
         </w:rPr>
         <w:t xml:space="preserve">, </w:t>
       </w:r>
-      <w:hyperlink r:id="rId31">
-        <w:r>
-          <w:rPr>
-            <w:lang w:val="en_US" w:bidi="en_US"/>
-          </w:rPr>
-          <w:rPr>
-            <w:color w:val="0000EE"/>
-            <w:u w:val="single"/>
-          </w:rPr>
-          <w:t>6:25</w:t>
-        </w:r>
-      </w:hyperlink>
+      <w:r>
+        <w:rPr>
+          <w:lang w:val="en_US" w:bidi="en_US"/>
+        </w:rPr>
+        <w:t>6:25</w:t>
+      </w:r>
       <w:r>
         <w:rPr>
           <w:lang w:val="en_US" w:bidi="en_US"/>
@@ -677,18 +563,12 @@
         </w:rPr>
         <w:t xml:space="preserve">, as </w:t>
       </w:r>
-      <w:hyperlink r:id="rId32">
-        <w:r>
-          <w:rPr>
-            <w:lang w:val="en_US" w:bidi="en_US"/>
-          </w:rPr>
-          <w:rPr>
-            <w:color w:val="0000EE"/>
-            <w:u w:val="single"/>
-          </w:rPr>
-          <w:t>Dn 2:7</w:t>
-        </w:r>
-      </w:hyperlink>
+      <w:r>
+        <w:rPr>
+          <w:lang w:val="en_US" w:bidi="en_US"/>
+        </w:rPr>
+        <w:t>Dn 2:7</w:t>
+      </w:r>
       <w:r>
         <w:rPr>
           <w:lang w:val="en_US" w:bidi="en_US"/>
@@ -707,144 +587,96 @@
         </w:rPr>
         <w:t>, so v:</w:t>
       </w:r>
-      <w:hyperlink r:id="rId15">
-        <w:r>
-          <w:rPr>
-            <w:lang w:val="en_US" w:bidi="en_US"/>
-          </w:rPr>
-          <w:rPr>
-            <w:color w:val="0000EE"/>
-            <w:u w:val="single"/>
-          </w:rPr>
-          <w:t>10</w:t>
-        </w:r>
-      </w:hyperlink>
+      <w:r>
+        <w:rPr>
+          <w:lang w:val="en_US" w:bidi="en_US"/>
+        </w:rPr>
+        <w:t>10</w:t>
+      </w:r>
       <w:r>
         <w:rPr>
           <w:lang w:val="en_US" w:bidi="en_US"/>
         </w:rPr>
         <w:t xml:space="preserve">, </w:t>
       </w:r>
-      <w:hyperlink r:id="rId33">
-        <w:r>
-          <w:rPr>
-            <w:lang w:val="en_US" w:bidi="en_US"/>
-          </w:rPr>
-          <w:rPr>
-            <w:color w:val="0000EE"/>
-            <w:u w:val="single"/>
-          </w:rPr>
-          <w:t>3:9</w:t>
-        </w:r>
-      </w:hyperlink>
+      <w:r>
+        <w:rPr>
+          <w:lang w:val="en_US" w:bidi="en_US"/>
+        </w:rPr>
+        <w:t>3:9</w:t>
+      </w:r>
       <w:r>
         <w:rPr>
           <w:lang w:val="en_US" w:bidi="en_US"/>
         </w:rPr>
         <w:t xml:space="preserve">, </w:t>
       </w:r>
-      <w:hyperlink r:id="rId34">
-        <w:r>
-          <w:rPr>
-            <w:lang w:val="en_US" w:bidi="en_US"/>
-          </w:rPr>
-          <w:rPr>
-            <w:color w:val="0000EE"/>
-            <w:u w:val="single"/>
-          </w:rPr>
-          <w:t>3:16</w:t>
-        </w:r>
-      </w:hyperlink>
+      <w:r>
+        <w:rPr>
+          <w:lang w:val="en_US" w:bidi="en_US"/>
+        </w:rPr>
+        <w:t>3:16</w:t>
+      </w:r>
       <w:r>
         <w:rPr>
           <w:lang w:val="en_US" w:bidi="en_US"/>
         </w:rPr>
         <w:t xml:space="preserve">, </w:t>
       </w:r>
-      <w:hyperlink r:id="rId35">
-        <w:r>
-          <w:rPr>
-            <w:lang w:val="en_US" w:bidi="en_US"/>
-          </w:rPr>
-          <w:rPr>
-            <w:color w:val="0000EE"/>
-            <w:u w:val="single"/>
-          </w:rPr>
-          <w:t>3:24</w:t>
-        </w:r>
-      </w:hyperlink>
+      <w:r>
+        <w:rPr>
+          <w:lang w:val="en_US" w:bidi="en_US"/>
+        </w:rPr>
+        <w:t>3:24</w:t>
+      </w:r>
       <w:r>
         <w:rPr>
           <w:lang w:val="en_US" w:bidi="en_US"/>
         </w:rPr>
         <w:t xml:space="preserve"> +, hence in </w:t>
       </w:r>
-      <w:hyperlink r:id="rId13">
-        <w:r>
-          <w:rPr>
-            <w:lang w:val="en_US" w:bidi="en_US"/>
-          </w:rPr>
-          <w:rPr>
-            <w:color w:val="0000EE"/>
-            <w:u w:val="single"/>
-          </w:rPr>
-          <w:t>2:5</w:t>
-        </w:r>
-      </w:hyperlink>
+      <w:r>
+        <w:rPr>
+          <w:lang w:val="en_US" w:bidi="en_US"/>
+        </w:rPr>
+        <w:t>2:5</w:t>
+      </w:r>
       <w:r>
         <w:rPr>
           <w:lang w:val="en_US" w:bidi="en_US"/>
         </w:rPr>
         <w:t xml:space="preserve">, </w:t>
       </w:r>
-      <w:hyperlink r:id="rId36">
-        <w:r>
-          <w:rPr>
-            <w:lang w:val="en_US" w:bidi="en_US"/>
-          </w:rPr>
-          <w:rPr>
-            <w:color w:val="0000EE"/>
-            <w:u w:val="single"/>
-          </w:rPr>
-          <w:t>2:8</w:t>
-        </w:r>
-      </w:hyperlink>
+      <w:r>
+        <w:rPr>
+          <w:lang w:val="en_US" w:bidi="en_US"/>
+        </w:rPr>
+        <w:t>2:8</w:t>
+      </w:r>
       <w:r>
         <w:rPr>
           <w:lang w:val="en_US" w:bidi="en_US"/>
         </w:rPr>
         <w:t xml:space="preserve">, </w:t>
       </w:r>
-      <w:hyperlink r:id="rId37">
-        <w:r>
-          <w:rPr>
-            <w:lang w:val="en_US" w:bidi="en_US"/>
-          </w:rPr>
-          <w:rPr>
-            <w:color w:val="0000EE"/>
-            <w:u w:val="single"/>
-          </w:rPr>
-          <w:t>2:15</w:t>
-        </w:r>
-      </w:hyperlink>
+      <w:r>
+        <w:rPr>
+          <w:lang w:val="en_US" w:bidi="en_US"/>
+        </w:rPr>
+        <w:t>2:15</w:t>
+      </w:r>
       <w:r>
         <w:rPr>
           <w:lang w:val="en_US" w:bidi="en_US"/>
         </w:rPr>
         <w:t xml:space="preserve">, </w:t>
       </w:r>
-      <w:hyperlink r:id="rId38">
-        <w:r>
-          <w:rPr>
-            <w:lang w:val="en_US" w:bidi="en_US"/>
-          </w:rPr>
-          <w:rPr>
-            <w:color w:val="0000EE"/>
-            <w:u w:val="single"/>
-          </w:rPr>
-          <w:t>2:20</w:t>
-        </w:r>
-      </w:hyperlink>
+      <w:r>
+        <w:rPr>
+          <w:lang w:val="en_US" w:bidi="en_US"/>
+        </w:rPr>
+        <w:t>2:20</w:t>
+      </w:r>
       <w:r>
         <w:rPr>
           <w:lang w:val="en_US" w:bidi="en_US"/>
@@ -920,126 +752,84 @@
         </w:rPr>
         <w:t xml:space="preserve"> </w:t>
       </w:r>
-      <w:hyperlink r:id="rId39">
-        <w:r>
-          <w:rPr>
-            <w:lang w:val="en_US" w:bidi="en_US"/>
-          </w:rPr>
-          <w:rPr>
-            <w:color w:val="0000EE"/>
-            <w:u w:val="single"/>
-          </w:rPr>
-          <w:t>Dn 4:10</w:t>
-        </w:r>
-      </w:hyperlink>
+      <w:r>
+        <w:rPr>
+          <w:lang w:val="en_US" w:bidi="en_US"/>
+        </w:rPr>
+        <w:t>Dn 4:10</w:t>
+      </w:r>
       <w:r>
         <w:rPr>
           <w:lang w:val="en_US" w:bidi="en_US"/>
         </w:rPr>
         <w:t xml:space="preserve">, </w:t>
       </w:r>
-      <w:hyperlink r:id="rId40">
-        <w:r>
-          <w:rPr>
-            <w:lang w:val="en_US" w:bidi="en_US"/>
-          </w:rPr>
-          <w:rPr>
-            <w:color w:val="0000EE"/>
-            <w:u w:val="single"/>
-          </w:rPr>
-          <w:t>4:12</w:t>
-        </w:r>
-      </w:hyperlink>
+      <w:r>
+        <w:rPr>
+          <w:lang w:val="en_US" w:bidi="en_US"/>
+        </w:rPr>
+        <w:t>4:12</w:t>
+      </w:r>
       <w:r>
         <w:rPr>
           <w:lang w:val="en_US" w:bidi="en_US"/>
         </w:rPr>
         <w:t xml:space="preserve">, </w:t>
       </w:r>
-      <w:hyperlink r:id="rId41">
-        <w:r>
-          <w:rPr>
-            <w:lang w:val="en_US" w:bidi="en_US"/>
-          </w:rPr>
-          <w:rPr>
-            <w:color w:val="0000EE"/>
-            <w:u w:val="single"/>
-          </w:rPr>
-          <w:t>4:20</w:t>
-        </w:r>
-      </w:hyperlink>
+      <w:r>
+        <w:rPr>
+          <w:lang w:val="en_US" w:bidi="en_US"/>
+        </w:rPr>
+        <w:t>4:20</w:t>
+      </w:r>
       <w:r>
         <w:rPr>
           <w:lang w:val="en_US" w:bidi="en_US"/>
         </w:rPr>
         <w:t xml:space="preserve">, </w:t>
       </w:r>
-      <w:hyperlink r:id="rId42">
-        <w:r>
-          <w:rPr>
-            <w:lang w:val="en_US" w:bidi="en_US"/>
-          </w:rPr>
-          <w:rPr>
-            <w:color w:val="0000EE"/>
-            <w:u w:val="single"/>
-          </w:rPr>
-          <w:t>Ezr 6:8</w:t>
-        </w:r>
-      </w:hyperlink>
+      <w:r>
+        <w:rPr>
+          <w:lang w:val="en_US" w:bidi="en_US"/>
+        </w:rPr>
+        <w:t>Ezr 6:8</w:t>
+      </w:r>
       <w:r>
         <w:rPr>
           <w:lang w:val="en_US" w:bidi="en_US"/>
         </w:rPr>
         <w:t xml:space="preserve">, </w:t>
       </w:r>
-      <w:hyperlink r:id="rId21">
-        <w:r>
-          <w:rPr>
-            <w:lang w:val="en_US" w:bidi="en_US"/>
-          </w:rPr>
-          <w:rPr>
-            <w:color w:val="0000EE"/>
-            <w:u w:val="single"/>
-          </w:rPr>
-          <w:t>6:9</w:t>
-        </w:r>
-      </w:hyperlink>
+      <w:r>
+        <w:rPr>
+          <w:lang w:val="en_US" w:bidi="en_US"/>
+        </w:rPr>
+        <w:t>6:9</w:t>
+      </w:r>
       <w:r>
         <w:rPr>
           <w:lang w:val="en_US" w:bidi="en_US"/>
         </w:rPr>
         <w:t xml:space="preserve"> (cf. </w:t>
       </w:r>
-      <w:hyperlink r:id="rId43">
-        <w:r>
-          <w:rPr>
-            <w:lang w:val="en_US" w:bidi="en_US"/>
-          </w:rPr>
-          <w:rPr>
-            <w:color w:val="0000EE"/>
-            <w:u w:val="single"/>
-          </w:rPr>
-          <w:t>Dn 2:16</w:t>
-        </w:r>
-      </w:hyperlink>
+      <w:r>
+        <w:rPr>
+          <w:lang w:val="en_US" w:bidi="en_US"/>
+        </w:rPr>
+        <w:t>Dn 2:16</w:t>
+      </w:r>
       <w:r>
         <w:rPr>
           <w:lang w:val="en_US" w:bidi="en_US"/>
         </w:rPr>
         <w:t xml:space="preserve">, </w:t>
       </w:r>
-      <w:hyperlink r:id="rId44">
-        <w:r>
-          <w:rPr>
-            <w:lang w:val="en_US" w:bidi="en_US"/>
-          </w:rPr>
-          <w:rPr>
-            <w:color w:val="0000EE"/>
-            <w:u w:val="single"/>
-          </w:rPr>
-          <w:t>2:18</w:t>
-        </w:r>
-      </w:hyperlink>
+      <w:r>
+        <w:rPr>
+          <w:lang w:val="en_US" w:bidi="en_US"/>
+        </w:rPr>
+        <w:t>2:18</w:t>
+      </w:r>
       <w:r>
         <w:rPr>
           <w:lang w:val="en_US" w:bidi="en_US"/>
@@ -1059,18 +849,12 @@
         </w:rPr>
         <w:t xml:space="preserve"> </w:t>
       </w:r>
-      <w:hyperlink r:id="rId45">
-        <w:r>
-          <w:rPr>
-            <w:lang w:val="en_US" w:bidi="en_US"/>
-          </w:rPr>
-          <w:rPr>
-            <w:color w:val="0000EE"/>
-            <w:u w:val="single"/>
-          </w:rPr>
-          <w:t>Dn 6:29</w:t>
-        </w:r>
-      </w:hyperlink>
+      <w:r>
+        <w:rPr>
+          <w:lang w:val="en_US" w:bidi="en_US"/>
+        </w:rPr>
+        <w:t>Dn 6:29</w:t>
+      </w:r>
       <w:r>
         <w:rPr>
           <w:lang w:val="en_US" w:bidi="en_US"/>
@@ -1090,18 +874,12 @@
         </w:rPr>
         <w:t xml:space="preserve"> </w:t>
       </w:r>
-      <w:hyperlink r:id="rId46">
-        <w:r>
-          <w:rPr>
-            <w:lang w:val="en_US" w:bidi="en_US"/>
-          </w:rPr>
-          <w:rPr>
-            <w:color w:val="0000EE"/>
-            <w:u w:val="single"/>
-          </w:rPr>
-          <w:t>7:1</w:t>
-        </w:r>
-      </w:hyperlink>
+      <w:r>
+        <w:rPr>
+          <w:lang w:val="en_US" w:bidi="en_US"/>
+        </w:rPr>
+        <w:t>7:1</w:t>
+      </w:r>
       <w:r>
         <w:rPr>
           <w:lang w:val="en_US" w:bidi="en_US"/>
@@ -1147,72 +925,48 @@
         </w:rPr>
         <w:t xml:space="preserve"> </w:t>
       </w:r>
-      <w:hyperlink r:id="rId14">
-        <w:r>
-          <w:rPr>
-            <w:lang w:val="en_US" w:bidi="en_US"/>
-          </w:rPr>
-          <w:rPr>
-            <w:color w:val="0000EE"/>
-            <w:u w:val="single"/>
-          </w:rPr>
-          <w:t>Dn 2:6</w:t>
-        </w:r>
-      </w:hyperlink>
+      <w:r>
+        <w:rPr>
+          <w:lang w:val="en_US" w:bidi="en_US"/>
+        </w:rPr>
+        <w:t>Dn 2:6</w:t>
+      </w:r>
       <w:r>
         <w:rPr>
           <w:lang w:val="en_US" w:bidi="en_US"/>
         </w:rPr>
         <w:t xml:space="preserve">, </w:t>
       </w:r>
-      <w:hyperlink r:id="rId47">
-        <w:r>
-          <w:rPr>
-            <w:lang w:val="en_US" w:bidi="en_US"/>
-          </w:rPr>
-          <w:rPr>
-            <w:color w:val="0000EE"/>
-            <w:u w:val="single"/>
-          </w:rPr>
-          <w:t>3:6</w:t>
-        </w:r>
-      </w:hyperlink>
+      <w:r>
+        <w:rPr>
+          <w:lang w:val="en_US" w:bidi="en_US"/>
+        </w:rPr>
+        <w:t>3:6</w:t>
+      </w:r>
       <w:r>
         <w:rPr>
           <w:lang w:val="en_US" w:bidi="en_US"/>
         </w:rPr>
         <w:t xml:space="preserve">, </w:t>
       </w:r>
-      <w:hyperlink r:id="rId48">
-        <w:r>
-          <w:rPr>
-            <w:lang w:val="en_US" w:bidi="en_US"/>
-          </w:rPr>
-          <w:rPr>
-            <w:color w:val="0000EE"/>
-            <w:u w:val="single"/>
-          </w:rPr>
-          <w:t>3:18</w:t>
-        </w:r>
-      </w:hyperlink>
+      <w:r>
+        <w:rPr>
+          <w:lang w:val="en_US" w:bidi="en_US"/>
+        </w:rPr>
+        <w:t>3:18</w:t>
+      </w:r>
       <w:r>
         <w:rPr>
           <w:lang w:val="en_US" w:bidi="en_US"/>
         </w:rPr>
         <w:t xml:space="preserve">, </w:t>
       </w:r>
-      <w:hyperlink r:id="rId20">
-        <w:r>
-          <w:rPr>
-            <w:lang w:val="en_US" w:bidi="en_US"/>
-          </w:rPr>
-          <w:rPr>
-            <w:color w:val="0000EE"/>
-            <w:u w:val="single"/>
-          </w:rPr>
-          <w:t>4:4</w:t>
-        </w:r>
-      </w:hyperlink>
+      <w:r>
+        <w:rPr>
+          <w:lang w:val="en_US" w:bidi="en_US"/>
+        </w:rPr>
+        <w:t>4:4</w:t>
+      </w:r>
       <w:r>
         <w:rPr>
           <w:lang w:val="en_US" w:bidi="en_US"/>
@@ -1245,108 +999,72 @@
         </w:rPr>
         <w:t xml:space="preserve"> </w:t>
       </w:r>
-      <w:hyperlink r:id="rId49">
-        <w:r>
-          <w:rPr>
-            <w:lang w:val="en_US" w:bidi="en_US"/>
-          </w:rPr>
-          <w:rPr>
-            <w:color w:val="0000EE"/>
-            <w:u w:val="single"/>
-          </w:rPr>
-          <w:t>Dn 2:49</w:t>
-        </w:r>
-      </w:hyperlink>
+      <w:r>
+        <w:rPr>
+          <w:lang w:val="en_US" w:bidi="en_US"/>
+        </w:rPr>
+        <w:t>Dn 2:49</w:t>
+      </w:r>
       <w:r>
         <w:rPr>
           <w:lang w:val="en_US" w:bidi="en_US"/>
         </w:rPr>
         <w:t xml:space="preserve">, </w:t>
       </w:r>
-      <w:hyperlink r:id="rId50">
-        <w:r>
-          <w:rPr>
-            <w:lang w:val="en_US" w:bidi="en_US"/>
-          </w:rPr>
-          <w:rPr>
-            <w:color w:val="0000EE"/>
-            <w:u w:val="single"/>
-          </w:rPr>
-          <w:t>6:2</w:t>
-        </w:r>
-      </w:hyperlink>
+      <w:r>
+        <w:rPr>
+          <w:lang w:val="en_US" w:bidi="en_US"/>
+        </w:rPr>
+        <w:t>6:2</w:t>
+      </w:r>
       <w:r>
         <w:rPr>
           <w:lang w:val="en_US" w:bidi="en_US"/>
         </w:rPr>
         <w:t xml:space="preserve">, esp. after imv. </w:t>
       </w:r>
-      <w:hyperlink r:id="rId51">
-        <w:r>
-          <w:rPr>
-            <w:lang w:val="en_US" w:bidi="en_US"/>
-          </w:rPr>
-          <w:rPr>
-            <w:color w:val="0000EE"/>
-            <w:u w:val="single"/>
-          </w:rPr>
-          <w:t>2:4</w:t>
-        </w:r>
-      </w:hyperlink>
+      <w:r>
+        <w:rPr>
+          <w:lang w:val="en_US" w:bidi="en_US"/>
+        </w:rPr>
+        <w:t>2:4</w:t>
+      </w:r>
       <w:r>
         <w:rPr>
           <w:lang w:val="en_US" w:bidi="en_US"/>
         </w:rPr>
         <w:t xml:space="preserve">, </w:t>
       </w:r>
-      <w:hyperlink r:id="rId52">
-        <w:r>
-          <w:rPr>
-            <w:lang w:val="en_US" w:bidi="en_US"/>
-          </w:rPr>
-          <w:rPr>
-            <w:color w:val="0000EE"/>
-            <w:u w:val="single"/>
-          </w:rPr>
-          <w:t>2:9</w:t>
-        </w:r>
-      </w:hyperlink>
+      <w:r>
+        <w:rPr>
+          <w:lang w:val="en_US" w:bidi="en_US"/>
+        </w:rPr>
+        <w:t>2:9</w:t>
+      </w:r>
       <w:r>
         <w:rPr>
           <w:lang w:val="en_US" w:bidi="en_US"/>
         </w:rPr>
         <w:t xml:space="preserve">, </w:t>
       </w:r>
-      <w:hyperlink r:id="rId53">
-        <w:r>
-          <w:rPr>
-            <w:lang w:val="en_US" w:bidi="en_US"/>
-          </w:rPr>
-          <w:rPr>
-            <w:color w:val="0000EE"/>
-            <w:u w:val="single"/>
-          </w:rPr>
-          <w:t>2:24</w:t>
-        </w:r>
-      </w:hyperlink>
+      <w:r>
+        <w:rPr>
+          <w:lang w:val="en_US" w:bidi="en_US"/>
+        </w:rPr>
+        <w:t>2:24</w:t>
+      </w:r>
       <w:r>
         <w:rPr>
           <w:lang w:val="en_US" w:bidi="en_US"/>
         </w:rPr>
         <w:t xml:space="preserve">, or impf. </w:t>
       </w:r>
-      <w:hyperlink r:id="rId32">
-        <w:r>
-          <w:rPr>
-            <w:lang w:val="en_US" w:bidi="en_US"/>
-          </w:rPr>
-          <w:rPr>
-            <w:color w:val="0000EE"/>
-            <w:u w:val="single"/>
-          </w:rPr>
-          <w:t>2:7</w:t>
-        </w:r>
-      </w:hyperlink>
+      <w:r>
+        <w:rPr>
+          <w:lang w:val="en_US" w:bidi="en_US"/>
+        </w:rPr>
+        <w:t>2:7</w:t>
+      </w:r>
       <w:r>
         <w:rPr>
           <w:lang w:val="en_US" w:bidi="en_US"/>
@@ -1366,18 +1084,12 @@
         </w:rPr>
         <w:t xml:space="preserve"> to express an intention </w:t>
       </w:r>
-      <w:hyperlink r:id="rId54">
-        <w:r>
-          <w:rPr>
-            <w:lang w:val="en_US" w:bidi="en_US"/>
-          </w:rPr>
-          <w:rPr>
-            <w:color w:val="0000EE"/>
-            <w:u w:val="single"/>
-          </w:rPr>
-          <w:t>Dn 5:2</w:t>
-        </w:r>
-      </w:hyperlink>
+      <w:r>
+        <w:rPr>
+          <w:lang w:val="en_US" w:bidi="en_US"/>
+        </w:rPr>
+        <w:t>Dn 5:2</w:t>
+      </w:r>
       <w:r>
         <w:rPr>
           <w:lang w:val="en_US" w:bidi="en_US"/>
@@ -1422,36 +1134,24 @@
         </w:rPr>
         <w:t xml:space="preserve">, </w:t>
       </w:r>
-      <w:hyperlink r:id="rId55">
-        <w:r>
-          <w:rPr>
-            <w:lang w:val="en_US" w:bidi="en_US"/>
-          </w:rPr>
-          <w:rPr>
-            <w:color w:val="0000EE"/>
-            <w:u w:val="single"/>
-          </w:rPr>
-          <w:t>2:13</w:t>
-        </w:r>
-      </w:hyperlink>
+      <w:r>
+        <w:rPr>
+          <w:lang w:val="en_US" w:bidi="en_US"/>
+        </w:rPr>
+        <w:t>2:13</w:t>
+      </w:r>
       <w:r>
         <w:rPr>
           <w:lang w:val="en_US" w:bidi="en_US"/>
         </w:rPr>
         <w:t xml:space="preserve">, </w:t>
       </w:r>
-      <w:hyperlink r:id="rId50">
-        <w:r>
-          <w:rPr>
-            <w:lang w:val="en_US" w:bidi="en_US"/>
-          </w:rPr>
-          <w:rPr>
-            <w:color w:val="0000EE"/>
-            <w:u w:val="single"/>
-          </w:rPr>
-          <w:t>6:2</w:t>
-        </w:r>
-      </w:hyperlink>
+      <w:r>
+        <w:rPr>
+          <w:lang w:val="en_US" w:bidi="en_US"/>
+        </w:rPr>
+        <w:t>6:2</w:t>
+      </w:r>
       <w:r>
         <w:rPr>
           <w:lang w:val="en_US" w:bidi="en_US"/>
@@ -1503,18 +1203,12 @@
         </w:rPr>
         <w:t xml:space="preserve">), </w:t>
       </w:r>
-      <w:hyperlink r:id="rId56">
-        <w:r>
-          <w:rPr>
-            <w:lang w:val="en_US" w:bidi="en_US"/>
-          </w:rPr>
-          <w:rPr>
-            <w:color w:val="0000EE"/>
-            <w:u w:val="single"/>
-          </w:rPr>
-          <w:t>Dn 7:20</w:t>
-        </w:r>
-      </w:hyperlink>
+      <w:r>
+        <w:rPr>
+          <w:lang w:val="en_US" w:bidi="en_US"/>
+        </w:rPr>
+        <w:t>Dn 7:20</w:t>
+      </w:r>
       <w:r>
         <w:rPr>
           <w:lang w:val="en_US" w:bidi="en_US"/>
